--- a/out/03_FAT/SNX-FAT-SOP-06 SOP Accounting and Financial Report (Rev00 DRAFT).docx
+++ b/out/03_FAT/SNX-FAT-SOP-06 SOP Accounting and Financial Report (Rev00 DRAFT).docx
@@ -2603,7 +2603,7 @@
           <w:sz w:val="24"/>
           <w:szCs w:val="24"/>
         </w:rPr>
-        <w:t xml:space="preserve">Dikecualikan dari SOP ini (USULAN): penerbitan invoice kepada customer (SNX-FAT-SOP-01); penagihan invoice dan pendataan piutang (SOP Account Receivable &amp; Collection); persetujuan pengajuan pembayaran (SOP Payment and Disbursement Approval); perhitungan, penyetoran, dan pelaporan pajak (SNX-FAT-SOP-05); pengarsipan dokumen keuangan (SNX-FAT-SOP-04).</w:t>
+        <w:t xml:space="preserve">Dikecualikan dari SOP ini (USULAN): penerbitan invoice kepada customer (SNX-FAT-SOP-01); penagihan invoice dan pendataan piutang (SOP Account Receivable &amp; Collection), dengan tracker piutang di SNX-FAT-REG-01; persetujuan pengajuan pembayaran (SOP Payment and Disbursement Approval); perhitungan, penyetoran, dan pelaporan pajak (SNX-FAT-SOP-05); pengarsipan dokumen keuangan (SNX-FAT-SOP-04).</w:t>
       </w:r>
     </w:p>
     <w:p>
@@ -3375,7 +3375,7 @@
                 <w:sz w:val="24"/>
                 <w:szCs w:val="24"/>
               </w:rPr>
-              <w:t>Jurnal akhir periode untuk accrual, prepaid expense, dan deferred revenue.</w:t>
+              <w:t>Jurnal akhir periode yang menyesuaikan saldo akun supaya beban dan pendapatan tercatat pada periode yang tepat.</w:t>
             </w:r>
           </w:p>
         </w:tc>
@@ -7352,6 +7352,55 @@
                 <w:szCs w:val="24"/>
               </w:rPr>
               <w:t>Financial Information Access Authorization Records; daftar akses dan pemegang akses terhadap data dan informasi Finance, tempat pemegang akses data akuntansi dicatat (butir 4.8, USULAN).</w:t>
+            </w:r>
+          </w:p>
+        </w:tc>
+      </w:tr>
+      <w:tr>
+        <w:trPr>
+          <w:jc w:val="center"/>
+        </w:trPr>
+        <w:tc>
+          <w:tcPr>
+            <w:tcW w:w="2268" w:type="dxa"/>
+            <w:vAlign w:val="center"/>
+          </w:tcPr>
+          <w:p>
+            <w:pPr>
+              <w:rPr>
+                <w:sz w:val="24"/>
+                <w:szCs w:val="24"/>
+              </w:rPr>
+            </w:pPr>
+            <w:r>
+              <w:rPr>
+                <w:b w:val="0"/>
+                <w:sz w:val="24"/>
+                <w:szCs w:val="24"/>
+              </w:rPr>
+              <w:t>SNX-FAT-REG-01</w:t>
+            </w:r>
+          </w:p>
+        </w:tc>
+        <w:tc>
+          <w:tcPr>
+            <w:tcW w:w="6803" w:type="dxa"/>
+            <w:vAlign w:val="center"/>
+          </w:tcPr>
+          <w:p>
+            <w:pPr>
+              <w:rPr>
+                <w:sz w:val="24"/>
+                <w:szCs w:val="24"/>
+              </w:rPr>
+            </w:pPr>
+            <w:r>
+              <w:rPr>
+                <w:b w:val="0"/>
+                <w:sz w:val="24"/>
+                <w:szCs w:val="24"/>
+              </w:rPr>
+              <w:t>Billing &amp; Collection Monitoring Register; tracker semua piutang dari customer, rekaman pelacak piutang di luar scope SOP ini (bagian 2, USULAN).</w:t>
             </w:r>
           </w:p>
         </w:tc>

--- a/out/03_FAT/SNX-FAT-SOP-06 SOP Accounting and Financial Report (Rev00 DRAFT).docx
+++ b/out/03_FAT/SNX-FAT-SOP-06 SOP Accounting and Financial Report (Rev00 DRAFT).docx
@@ -1903,7 +1903,7 @@
           </w:tcPr>
           <w:p>
             <w:r>
-              <w:t>Finance Lead</w:t>
+              <w:t>Amirull Yusuf Zulkarnain / Direktur</w:t>
             </w:r>
           </w:p>
         </w:tc>
@@ -3206,6 +3206,104 @@
                 <w:sz w:val="24"/>
                 <w:szCs w:val="24"/>
               </w:rPr>
+              <w:t>Finance Lead</w:t>
+            </w:r>
+          </w:p>
+        </w:tc>
+        <w:tc>
+          <w:tcPr>
+            <w:tcW w:w="6803" w:type="dxa"/>
+            <w:vAlign w:val="center"/>
+          </w:tcPr>
+          <w:p>
+            <w:pPr>
+              <w:rPr>
+                <w:sz w:val="24"/>
+                <w:szCs w:val="24"/>
+              </w:rPr>
+            </w:pPr>
+            <w:r>
+              <w:rPr>
+                <w:b w:val="0"/>
+                <w:sz w:val="24"/>
+                <w:szCs w:val="24"/>
+              </w:rPr>
+              <w:t>peran pemeriksa dan penyetuju FAT; jabatannya belum terisi, dan sampai terisi peran ini dijalankan Direktur (USULAN).</w:t>
+            </w:r>
+          </w:p>
+        </w:tc>
+      </w:tr>
+      <w:tr>
+        <w:trPr>
+          <w:jc w:val="center"/>
+        </w:trPr>
+        <w:tc>
+          <w:tcPr>
+            <w:tcW w:w="2268" w:type="dxa"/>
+            <w:vAlign w:val="center"/>
+          </w:tcPr>
+          <w:p>
+            <w:pPr>
+              <w:rPr>
+                <w:sz w:val="24"/>
+                <w:szCs w:val="24"/>
+              </w:rPr>
+            </w:pPr>
+            <w:r>
+              <w:rPr>
+                <w:b w:val="0"/>
+                <w:sz w:val="24"/>
+                <w:szCs w:val="24"/>
+              </w:rPr>
+              <w:t>Finance Staff</w:t>
+            </w:r>
+          </w:p>
+        </w:tc>
+        <w:tc>
+          <w:tcPr>
+            <w:tcW w:w="6803" w:type="dxa"/>
+            <w:vAlign w:val="center"/>
+          </w:tcPr>
+          <w:p>
+            <w:pPr>
+              <w:rPr>
+                <w:sz w:val="24"/>
+                <w:szCs w:val="24"/>
+              </w:rPr>
+            </w:pPr>
+            <w:r>
+              <w:rPr>
+                <w:b w:val="0"/>
+                <w:sz w:val="24"/>
+                <w:szCs w:val="24"/>
+              </w:rPr>
+              <w:t>peran pelaksana yang dijalankan pemegang jabatan Finance (JA-10) dan Accounting &amp; Tax (JA-11) (USULAN).</w:t>
+            </w:r>
+          </w:p>
+        </w:tc>
+      </w:tr>
+      <w:tr>
+        <w:trPr>
+          <w:jc w:val="center"/>
+        </w:trPr>
+        <w:tc>
+          <w:tcPr>
+            <w:tcW w:w="2268" w:type="dxa"/>
+            <w:vAlign w:val="center"/>
+          </w:tcPr>
+          <w:p>
+            <w:pPr>
+              <w:rPr>
+                <w:sz w:val="24"/>
+                <w:szCs w:val="24"/>
+              </w:rPr>
+            </w:pPr>
+            <w:r>
+              <w:rPr>
+                <w:b w:val="0"/>
+                <w:sz w:val="24"/>
+                <w:szCs w:val="24"/>
+              </w:rPr>
               <w:t>Fixed Asset Register</w:t>
             </w:r>
           </w:p>
@@ -4303,7 +4401,7 @@
                 <w:sz w:val="24"/>
                 <w:szCs w:val="24"/>
               </w:rPr>
-              <w:t>Pemilik SOP. Mereview jurnal dan rekonsiliasi bank, mencatat jurnal penyesuaian dan jurnal reklasifikasi (USULAN), melakukan tutup buku bulanan, dan menyusun Laporan Keuangan (butir 6.4 dan 6.5). Belum dipetakan ke jabatan di SNX-HR-ORG-01 (butir K-13).</w:t>
+              <w:t>Pemilik SOP. Mereview jurnal dan rekonsiliasi bank, mencatat jurnal penyesuaian dan jurnal reklasifikasi (USULAN), melakukan tutup buku bulanan, dan menyusun Laporan Keuangan (butir 6.4 dan 6.5).</w:t>
             </w:r>
           </w:p>
         </w:tc>
@@ -4397,7 +4495,7 @@
                 <w:sz w:val="24"/>
                 <w:szCs w:val="24"/>
               </w:rPr>
-              <w:t>Menginput jurnal, mengklasifikasi transaksi pada CoA, mengelola CoA, dan merekonsiliasi bank (butir 6.1 sampai 6.3). Belum dipetakan ke jabatan di SNX-HR-ORG-01 (butir K-13).</w:t>
+              <w:t>Menginput jurnal, mengklasifikasi transaksi pada CoA, mengelola CoA, dan merekonsiliasi bank (butir 6.1 sampai 6.3).</w:t>
             </w:r>
           </w:p>
         </w:tc>

--- a/out/03_FAT/SNX-FAT-SOP-06 SOP Accounting and Financial Report (Rev00 DRAFT).docx
+++ b/out/03_FAT/SNX-FAT-SOP-06 SOP Accounting and Financial Report (Rev00 DRAFT).docx
@@ -217,6 +217,7 @@
     <w:p>
       <w:pPr>
         <w:pStyle w:val="Heading1"/>
+        <w:keepNext/>
         <w:widowControl w:val="0"/>
         <w:spacing w:line="240" w:lineRule="auto"/>
         <w:ind w:right="407" w:firstLine="0"/>
@@ -511,6 +512,10 @@
         <w:gridCol w:w="5850"/>
       </w:tblGrid>
       <w:tr>
+        <w:trPr>
+          <w:cantSplit/>
+          <w:tblHeader/>
+        </w:trPr>
         <w:tc>
           <w:tcPr>
             <w:tcW w:w="3150" w:type="dxa"/>
@@ -523,6 +528,7 @@
           </w:tcPr>
           <w:p>
             <w:pPr>
+              <w:keepNext/>
               <w:widowControl w:val="0"/>
               <w:pBdr>
                 <w:top w:val="nil"/>
@@ -563,6 +569,7 @@
           </w:tcPr>
           <w:p>
             <w:pPr>
+              <w:keepNext/>
               <w:widowControl w:val="0"/>
               <w:pBdr>
                 <w:top w:val="nil"/>
@@ -593,6 +600,9 @@
         </w:tc>
       </w:tr>
       <w:tr>
+        <w:trPr>
+          <w:cantSplit/>
+        </w:trPr>
         <w:tc>
           <w:tcPr>
             <w:tcW w:w="3150" w:type="dxa"/>
@@ -646,6 +656,9 @@
         </w:tc>
       </w:tr>
       <w:tr>
+        <w:trPr>
+          <w:cantSplit/>
+        </w:trPr>
         <w:tc>
           <w:tcPr>
             <w:tcW w:w="3150" w:type="dxa"/>
@@ -699,6 +712,9 @@
         </w:tc>
       </w:tr>
       <w:tr>
+        <w:trPr>
+          <w:cantSplit/>
+        </w:trPr>
         <w:tc>
           <w:tcPr>
             <w:tcW w:w="3150" w:type="dxa"/>
@@ -750,6 +766,9 @@
         </w:tc>
       </w:tr>
       <w:tr>
+        <w:trPr>
+          <w:cantSplit/>
+        </w:trPr>
         <w:tc>
           <w:tcPr>
             <w:tcW w:w="3150" w:type="dxa"/>
@@ -810,6 +829,9 @@
         </w:tc>
       </w:tr>
       <w:tr>
+        <w:trPr>
+          <w:cantSplit/>
+        </w:trPr>
         <w:tc>
           <w:tcPr>
             <w:tcW w:w="3150" w:type="dxa"/>
@@ -861,6 +883,9 @@
         </w:tc>
       </w:tr>
       <w:tr>
+        <w:trPr>
+          <w:cantSplit/>
+        </w:trPr>
         <w:tc>
           <w:tcPr>
             <w:tcW w:w="3150" w:type="dxa"/>
@@ -914,6 +939,9 @@
         </w:tc>
       </w:tr>
       <w:tr>
+        <w:trPr>
+          <w:cantSplit/>
+        </w:trPr>
         <w:tc>
           <w:tcPr>
             <w:tcW w:w="3150" w:type="dxa"/>
@@ -967,6 +995,9 @@
         </w:tc>
       </w:tr>
       <w:tr>
+        <w:trPr>
+          <w:cantSplit/>
+        </w:trPr>
         <w:tc>
           <w:tcPr>
             <w:tcW w:w="3150" w:type="dxa"/>
@@ -1020,6 +1051,9 @@
         </w:tc>
       </w:tr>
       <w:tr>
+        <w:trPr>
+          <w:cantSplit/>
+        </w:trPr>
         <w:tc>
           <w:tcPr>
             <w:tcW w:w="3150" w:type="dxa"/>
@@ -1073,6 +1107,9 @@
         </w:tc>
       </w:tr>
       <w:tr>
+        <w:trPr>
+          <w:cantSplit/>
+        </w:trPr>
         <w:tc>
           <w:tcPr>
             <w:tcW w:w="3150" w:type="dxa"/>
@@ -1126,6 +1163,9 @@
         </w:tc>
       </w:tr>
       <w:tr>
+        <w:trPr>
+          <w:cantSplit/>
+        </w:trPr>
         <w:tc>
           <w:tcPr>
             <w:tcW w:w="3150" w:type="dxa"/>
@@ -1207,6 +1247,7 @@
     <w:p>
       <w:pPr>
         <w:pStyle w:val="Heading1"/>
+        <w:keepNext/>
         <w:widowControl w:val="0"/>
         <w:spacing w:before="816" w:line="240" w:lineRule="auto"/>
         <w:ind w:right="407"/>
@@ -1243,6 +1284,10 @@
         <w:gridCol w:w="3010"/>
       </w:tblGrid>
       <w:tr>
+        <w:trPr>
+          <w:cantSplit/>
+          <w:tblHeader/>
+        </w:trPr>
         <w:tc>
           <w:tcPr>
             <w:tcW w:w="3009" w:type="dxa"/>
@@ -1255,6 +1300,7 @@
           </w:tcPr>
           <w:p>
             <w:pPr>
+              <w:keepNext/>
               <w:widowControl w:val="0"/>
               <w:spacing w:line="240" w:lineRule="auto"/>
               <w:jc w:val="center"/>
@@ -1288,6 +1334,7 @@
           </w:tcPr>
           <w:p>
             <w:pPr>
+              <w:keepNext/>
               <w:widowControl w:val="0"/>
               <w:spacing w:line="240" w:lineRule="auto"/>
               <w:jc w:val="center"/>
@@ -1321,6 +1368,7 @@
           </w:tcPr>
           <w:p>
             <w:pPr>
+              <w:keepNext/>
               <w:widowControl w:val="0"/>
               <w:spacing w:line="240" w:lineRule="auto"/>
               <w:jc w:val="center"/>
@@ -1344,6 +1392,9 @@
         </w:tc>
       </w:tr>
       <w:tr>
+        <w:trPr>
+          <w:cantSplit/>
+        </w:trPr>
         <w:tc>
           <w:tcPr>
             <w:tcW w:w="3009" w:type="dxa"/>
@@ -1392,6 +1443,9 @@
         </w:tc>
       </w:tr>
       <w:tr>
+        <w:trPr>
+          <w:cantSplit/>
+        </w:trPr>
         <w:tc>
           <w:tcPr>
             <w:tcW w:w="3009" w:type="dxa"/>
@@ -1463,6 +1517,9 @@
         </w:tc>
       </w:tr>
       <w:tr>
+        <w:trPr>
+          <w:cantSplit/>
+        </w:trPr>
         <w:tc>
           <w:tcPr>
             <w:tcW w:w="3009" w:type="dxa"/>
@@ -1537,6 +1594,7 @@
     <w:p>
       <w:pPr>
         <w:pStyle w:val="Heading1"/>
+        <w:keepNext/>
         <w:widowControl w:val="0"/>
         <w:spacing w:before="816" w:line="240" w:lineRule="auto"/>
         <w:ind w:right="407"/>
@@ -1578,6 +1636,10 @@
         <w:gridCol w:w="2235"/>
       </w:tblGrid>
       <w:tr>
+        <w:trPr>
+          <w:cantSplit/>
+          <w:tblHeader/>
+        </w:trPr>
         <w:tc>
           <w:tcPr>
             <w:tcW w:w="810" w:type="dxa"/>
@@ -1590,6 +1652,7 @@
           </w:tcPr>
           <w:p>
             <w:pPr>
+              <w:keepNext/>
               <w:widowControl w:val="0"/>
               <w:pBdr>
                 <w:top w:val="nil"/>
@@ -1630,6 +1693,7 @@
           </w:tcPr>
           <w:p>
             <w:pPr>
+              <w:keepNext/>
               <w:widowControl w:val="0"/>
               <w:spacing w:line="240" w:lineRule="auto"/>
               <w:jc w:val="center"/>
@@ -1663,6 +1727,7 @@
           </w:tcPr>
           <w:p>
             <w:pPr>
+              <w:keepNext/>
               <w:widowControl w:val="0"/>
               <w:pBdr>
                 <w:top w:val="nil"/>
@@ -1703,6 +1768,7 @@
           </w:tcPr>
           <w:p>
             <w:pPr>
+              <w:keepNext/>
               <w:widowControl w:val="0"/>
               <w:pBdr>
                 <w:top w:val="nil"/>
@@ -1733,6 +1799,9 @@
         </w:tc>
       </w:tr>
       <w:tr>
+        <w:trPr>
+          <w:cantSplit/>
+        </w:trPr>
         <w:tc>
           <w:tcPr>
             <w:tcW w:w="810" w:type="dxa"/>
@@ -1835,6 +1904,9 @@
         </w:tc>
       </w:tr>
       <w:tr>
+        <w:trPr>
+          <w:cantSplit/>
+        </w:trPr>
         <w:tc>
           <w:tcPr>
             <w:tcW w:w="810" w:type="dxa"/>
@@ -1937,6 +2009,9 @@
         </w:tc>
       </w:tr>
       <w:tr>
+        <w:trPr>
+          <w:cantSplit/>
+        </w:trPr>
         <w:tc>
           <w:tcPr>
             <w:tcW w:w="810" w:type="dxa"/>
@@ -2420,7 +2495,7 @@
           <w:sz w:val="24"/>
           <w:szCs w:val="24"/>
         </w:rPr>
-        <w:t xml:space="preserve">Hasil yang dijaga: kesalahan input dan selisih pada Buku Besar dan Neraca berkurang, tutup buku selesai tepat waktu, dan Laporan Keuangan valid, akuntabel, serta siap diaudit untuk Manajemen, Pemegang Saham, Pihak Bank, Panitia Tender BUMN, dan DJP.</w:t>
+        <w:t xml:space="preserve">Hasil yang dijaga: kesalahan input dan selisih pada Buku Besar dan Neraca berkurang, dan tutup buku selesai tepat waktu. Laporan Keuangan juga valid, akuntabel, serta siap diaudit untuk Manajemen, Pemegang Saham, Pihak Bank, Panitia Tender BUMN, dan DJP.</w:t>
       </w:r>
     </w:p>
     <w:p>
@@ -2459,7 +2534,7 @@
           <w:sz w:val="24"/>
           <w:szCs w:val="24"/>
         </w:rPr>
-        <w:t xml:space="preserve">SOP ini berlaku untuk siklus akuntansi SINUX, dari terjadinya transaksi sampai terbitnya Laporan Keuangan. Yang tercakup:</w:t>
+        <w:t xml:space="preserve">SOP ini berlaku untuk siklus akuntansi SINUX, dari terjadinya transaksi sampai terbitnya Laporan Keuangan. Kegiatan yang tercakup:</w:t>
       </w:r>
     </w:p>
     <w:p>
@@ -2603,12 +2678,13 @@
           <w:sz w:val="24"/>
           <w:szCs w:val="24"/>
         </w:rPr>
-        <w:t xml:space="preserve">Dikecualikan dari SOP ini (USULAN): penerbitan invoice kepada customer (SNX-FAT-SOP-01); penagihan invoice dan pendataan piutang (SOP Account Receivable &amp; Collection), dengan tracker piutang di SNX-FAT-REG-01; persetujuan pengajuan pembayaran (SOP Payment and Disbursement Approval); perhitungan, penyetoran, dan pelaporan pajak (SNX-FAT-SOP-05); pengarsipan dokumen keuangan (SNX-FAT-SOP-04).</w:t>
+        <w:t xml:space="preserve">Di luar scope SOP ini: penerbitan invoice kepada customer (SNX-FAT-SOP-01); penagihan invoice dan pendataan piutang (SOP Account Receivable &amp; Collection), dengan tracker piutang di SNX-FAT-REG-01; persetujuan pengajuan pembayaran (SOP Payment and Disbursement Approval); perhitungan, penyetoran, dan pelaporan pajak (SNX-FAT-SOP-05); serta pengarsipan dokumen keuangan, yang diatur SNX-FAT-SOP-04 (USULAN).</w:t>
       </w:r>
     </w:p>
     <w:p>
       <w:pPr>
         <w:pStyle w:val="Heading1"/>
+        <w:keepNext/>
         <w:numPr>
           <w:ilvl w:val="0"/>
           <w:numId w:val="7"/>
@@ -2643,6 +2719,8 @@
       </w:tblGrid>
       <w:tr>
         <w:trPr>
+          <w:cantSplit/>
+          <w:tblHeader/>
           <w:jc w:val="center"/>
         </w:trPr>
         <w:tc>
@@ -2652,6 +2730,7 @@
           </w:tcPr>
           <w:p>
             <w:pPr>
+              <w:keepNext/>
               <w:jc w:val="center"/>
               <w:rPr>
                 <w:sz w:val="24"/>
@@ -2676,6 +2755,7 @@
           </w:tcPr>
           <w:p>
             <w:pPr>
+              <w:keepNext/>
               <w:jc w:val="center"/>
               <w:rPr>
                 <w:sz w:val="24"/>
@@ -2696,6 +2776,7 @@
       </w:tr>
       <w:tr>
         <w:trPr>
+          <w:cantSplit/>
           <w:jc w:val="center"/>
         </w:trPr>
         <w:tc>
@@ -2738,13 +2819,14 @@
                 <w:sz w:val="24"/>
                 <w:szCs w:val="24"/>
               </w:rPr>
-              <w:t>Label untuk isi yang belum diputus secara tertulis oleh pimpinan SINUX.</w:t>
+              <w:t>Label untuk isi yang belum diputuskan secara tertulis oleh pimpinan SINUX.</w:t>
             </w:r>
           </w:p>
         </w:tc>
       </w:tr>
       <w:tr>
         <w:trPr>
+          <w:cantSplit/>
           <w:jc w:val="center"/>
         </w:trPr>
         <w:tc>
@@ -2794,6 +2876,7 @@
       </w:tr>
       <w:tr>
         <w:trPr>
+          <w:cantSplit/>
           <w:jc w:val="center"/>
         </w:trPr>
         <w:tc>
@@ -2843,6 +2926,7 @@
       </w:tr>
       <w:tr>
         <w:trPr>
+          <w:cantSplit/>
           <w:jc w:val="center"/>
         </w:trPr>
         <w:tc>
@@ -2892,6 +2976,7 @@
       </w:tr>
       <w:tr>
         <w:trPr>
+          <w:cantSplit/>
           <w:jc w:val="center"/>
         </w:trPr>
         <w:tc>
@@ -2941,6 +3026,7 @@
       </w:tr>
       <w:tr>
         <w:trPr>
+          <w:cantSplit/>
           <w:jc w:val="center"/>
         </w:trPr>
         <w:tc>
@@ -2990,6 +3076,7 @@
       </w:tr>
       <w:tr>
         <w:trPr>
+          <w:cantSplit/>
           <w:jc w:val="center"/>
         </w:trPr>
         <w:tc>
@@ -3039,6 +3126,7 @@
       </w:tr>
       <w:tr>
         <w:trPr>
+          <w:cantSplit/>
           <w:jc w:val="center"/>
         </w:trPr>
         <w:tc>
@@ -3088,6 +3176,7 @@
       </w:tr>
       <w:tr>
         <w:trPr>
+          <w:cantSplit/>
           <w:jc w:val="center"/>
         </w:trPr>
         <w:tc>
@@ -3137,6 +3226,7 @@
       </w:tr>
       <w:tr>
         <w:trPr>
+          <w:cantSplit/>
           <w:jc w:val="center"/>
         </w:trPr>
         <w:tc>
@@ -3186,6 +3276,7 @@
       </w:tr>
       <w:tr>
         <w:trPr>
+          <w:cantSplit/>
           <w:jc w:val="center"/>
         </w:trPr>
         <w:tc>
@@ -3228,13 +3319,14 @@
                 <w:sz w:val="24"/>
                 <w:szCs w:val="24"/>
               </w:rPr>
-              <w:t>peran pemeriksa dan penyetuju FAT; jabatannya belum terisi, dan sampai terisi peran ini dijalankan Direktur (USULAN).</w:t>
+              <w:t>Peran pemeriksa dan penyetuju di FAT; selama jabatannya belum terisi, peran ini dijalankan Direktur (USULAN).</w:t>
             </w:r>
           </w:p>
         </w:tc>
       </w:tr>
       <w:tr>
         <w:trPr>
+          <w:cantSplit/>
           <w:jc w:val="center"/>
         </w:trPr>
         <w:tc>
@@ -3277,13 +3369,14 @@
                 <w:sz w:val="24"/>
                 <w:szCs w:val="24"/>
               </w:rPr>
-              <w:t>peran pelaksana yang dijalankan pemegang jabatan Finance (JA-10) dan Accounting &amp; Tax (JA-11) (USULAN).</w:t>
+              <w:t>Peran pelaksana yang dijalankan pemegang jabatan Finance (JA-10) dan Accounting &amp; Tax (JA-11) (USULAN).</w:t>
             </w:r>
           </w:p>
         </w:tc>
       </w:tr>
       <w:tr>
         <w:trPr>
+          <w:cantSplit/>
           <w:jc w:val="center"/>
         </w:trPr>
         <w:tc>
@@ -3333,6 +3426,7 @@
       </w:tr>
       <w:tr>
         <w:trPr>
+          <w:cantSplit/>
           <w:jc w:val="center"/>
         </w:trPr>
         <w:tc>
@@ -3382,6 +3476,7 @@
       </w:tr>
       <w:tr>
         <w:trPr>
+          <w:cantSplit/>
           <w:jc w:val="center"/>
         </w:trPr>
         <w:tc>
@@ -3431,6 +3526,7 @@
       </w:tr>
       <w:tr>
         <w:trPr>
+          <w:cantSplit/>
           <w:jc w:val="center"/>
         </w:trPr>
         <w:tc>
@@ -3473,13 +3569,14 @@
                 <w:sz w:val="24"/>
                 <w:szCs w:val="24"/>
               </w:rPr>
-              <w:t>Jurnal akhir periode yang menyesuaikan saldo akun supaya beban dan pendapatan tercatat pada periode yang tepat.</w:t>
+              <w:t>Jurnal akhir periode yang menyesuaikan saldo akun agar beban dan pendapatan tercatat pada periode yang tepat.</w:t>
             </w:r>
           </w:p>
         </w:tc>
       </w:tr>
       <w:tr>
         <w:trPr>
+          <w:cantSplit/>
           <w:jc w:val="center"/>
         </w:trPr>
         <w:tc>
@@ -3529,6 +3626,7 @@
       </w:tr>
       <w:tr>
         <w:trPr>
+          <w:cantSplit/>
           <w:jc w:val="center"/>
         </w:trPr>
         <w:tc>
@@ -3578,6 +3676,7 @@
       </w:tr>
       <w:tr>
         <w:trPr>
+          <w:cantSplit/>
           <w:jc w:val="center"/>
         </w:trPr>
         <w:tc>
@@ -3627,6 +3726,7 @@
       </w:tr>
       <w:tr>
         <w:trPr>
+          <w:cantSplit/>
           <w:jc w:val="center"/>
         </w:trPr>
         <w:tc>
@@ -3676,6 +3776,7 @@
       </w:tr>
       <w:tr>
         <w:trPr>
+          <w:cantSplit/>
           <w:jc w:val="center"/>
         </w:trPr>
         <w:tc>
@@ -3725,6 +3826,7 @@
       </w:tr>
       <w:tr>
         <w:trPr>
+          <w:cantSplit/>
           <w:jc w:val="center"/>
         </w:trPr>
         <w:tc>
@@ -3774,6 +3876,7 @@
       </w:tr>
       <w:tr>
         <w:trPr>
+          <w:cantSplit/>
           <w:jc w:val="center"/>
         </w:trPr>
         <w:tc>
@@ -3823,6 +3926,7 @@
       </w:tr>
       <w:tr>
         <w:trPr>
+          <w:cantSplit/>
           <w:jc w:val="center"/>
         </w:trPr>
         <w:tc>
@@ -3872,6 +3976,7 @@
       </w:tr>
       <w:tr>
         <w:trPr>
+          <w:cantSplit/>
           <w:jc w:val="center"/>
         </w:trPr>
         <w:tc>
@@ -3921,6 +4026,7 @@
       </w:tr>
       <w:tr>
         <w:trPr>
+          <w:cantSplit/>
           <w:jc w:val="center"/>
         </w:trPr>
         <w:tc>
@@ -4045,7 +4151,7 @@
           <w:sz w:val="24"/>
           <w:szCs w:val="24"/>
         </w:rPr>
-        <w:t xml:space="preserve">4.2 Pencatatan pada CoA (ISO 9001:2015 8.1): Finance Staff mencatat setiap transaksi keuangan pada akun CoA yang sesuai, dengan nominal aktual, supaya Buku Besar dan Neraca tidak berselisih (butir 6.1 dan 6.2).</w:t>
+        <w:t xml:space="preserve">4.2 Pencatatan pada CoA (ISO 9001:2015 8.1): Finance Staff mencatat setiap transaksi keuangan pada akun CoA yang sesuai, dengan nominal aktual, agar Buku Besar dan Neraca tidak berselisih (butir 6.1 dan 6.2).</w:t>
       </w:r>
     </w:p>
     <w:p>
@@ -4069,7 +4175,7 @@
           <w:sz w:val="24"/>
           <w:szCs w:val="24"/>
         </w:rPr>
-        <w:t xml:space="preserve">4.3 Jadwal (ISO 9001:2015 8.1): Finance Staff menginput jurnal dan merekonsiliasi bank setiap minggu, dan Finance Lead melakukan tutup buku setiap bulan. Batas waktu tiap tahap ada di bagian 8.</w:t>
+        <w:t xml:space="preserve">4.3 Jadwal (ISO 9001:2015 8.1): Finance Staff menginput jurnal dan merekonsiliasi bank setiap minggu. Finance Lead melakukan tutup buku setiap bulan. Setiap tahap diselesaikan dalam batas waktu sesuai bagian 8.</w:t>
       </w:r>
     </w:p>
     <w:p>
@@ -4093,7 +4199,7 @@
           <w:sz w:val="24"/>
           <w:szCs w:val="24"/>
         </w:rPr>
-        <w:t xml:space="preserve">4.4 Pemisahan tugas dan review (ISO 9001:2015 5.3 dan Annex A 5.3): Finance Lead mereview jurnal dan rekonsiliasi bank yang dikerjakan Finance Staff sebelum tutup buku bulanan (butir 6.4).</w:t>
+        <w:t xml:space="preserve">4.4 Pemisahan tugas dan review (ISO 9001:2015 5.3 dan Annex A 5.3): Finance Lead meninjau jurnal dan rekonsiliasi bank yang dikerjakan Finance Staff sebelum tutup buku bulanan (butir 6.4).</w:t>
       </w:r>
     </w:p>
     <w:p>
@@ -4165,7 +4271,7 @@
           <w:sz w:val="24"/>
           <w:szCs w:val="24"/>
         </w:rPr>
-        <w:t xml:space="preserve">4.7 Rekaman (ISO 9001:2015 7.5.3 dan Annex A 5.33): Finance Lead mengarsipkan Laporan Keuangan menurut SNX-FAT-SOP-04 (USULAN). Lokasi, pemilik, dan retensi tiap rekaman ada di tabel bagian 11.</w:t>
+        <w:t xml:space="preserve">4.7 Record (ISO 9001:2015 7.5.3 dan Annex A 5.33): Finance Lead mengarsipkan Laporan Keuangan sesuai SNX-FAT-SOP-04 (USULAN). Lokasi, pemilik, dan retensi tiap record mengikuti tabel bagian 11.</w:t>
       </w:r>
     </w:p>
     <w:p>
@@ -4213,12 +4319,13 @@
           <w:sz w:val="24"/>
           <w:szCs w:val="24"/>
         </w:rPr>
-        <w:t xml:space="preserve">4.9 Klasifikasi (Annex A 5.12): rekaman di bagian 11 berklasifikasi RESTRICTED (Internal) menurut SNX-ISMS-PRO-01 (USULAN).</w:t>
+        <w:t xml:space="preserve">4.9 Klasifikasi (Annex A 5.12): record di bagian 11 berklasifikasi RESTRICTED (Internal) sesuai SNX-ISMS-PRO-01 (USULAN).</w:t>
       </w:r>
     </w:p>
     <w:p>
       <w:pPr>
         <w:pStyle w:val="Heading1"/>
+        <w:keepNext/>
         <w:numPr>
           <w:ilvl w:val="0"/>
           <w:numId w:val="7"/>
@@ -4246,6 +4353,8 @@
       </w:tblGrid>
       <w:tr>
         <w:trPr>
+          <w:cantSplit/>
+          <w:tblHeader/>
           <w:jc w:val="center"/>
         </w:trPr>
         <w:tc>
@@ -4262,6 +4371,7 @@
           </w:tcPr>
           <w:p>
             <w:pPr>
+              <w:keepNext/>
               <w:jc w:val="center"/>
               <w:rPr>
                 <w:sz w:val="24"/>
@@ -4293,6 +4403,7 @@
           </w:tcPr>
           <w:p>
             <w:pPr>
+              <w:keepNext/>
               <w:jc w:val="center"/>
               <w:rPr>
                 <w:sz w:val="24"/>
@@ -4324,6 +4435,7 @@
           </w:tcPr>
           <w:p>
             <w:pPr>
+              <w:keepNext/>
               <w:jc w:val="center"/>
               <w:rPr>
                 <w:sz w:val="24"/>
@@ -4344,6 +4456,7 @@
       </w:tr>
       <w:tr>
         <w:trPr>
+          <w:cantSplit/>
           <w:jc w:val="center"/>
         </w:trPr>
         <w:tc>
@@ -4389,19 +4502,19 @@
           </w:tcPr>
           <w:p>
             <w:pPr>
-              <w:jc w:val="both"/>
-              <w:rPr>
-                <w:sz w:val="24"/>
-                <w:szCs w:val="24"/>
-              </w:rPr>
-            </w:pPr>
-            <w:r>
-              <w:rPr>
-                <w:b w:val="0"/>
-                <w:sz w:val="24"/>
-                <w:szCs w:val="24"/>
-              </w:rPr>
-              <w:t>Pemilik SOP. Mereview jurnal dan rekonsiliasi bank, mencatat jurnal penyesuaian dan jurnal reklasifikasi (USULAN), melakukan tutup buku bulanan, dan menyusun Laporan Keuangan (butir 6.4 dan 6.5).</w:t>
+              <w:jc w:val="left"/>
+              <w:rPr>
+                <w:sz w:val="24"/>
+                <w:szCs w:val="24"/>
+              </w:rPr>
+            </w:pPr>
+            <w:r>
+              <w:rPr>
+                <w:b w:val="0"/>
+                <w:sz w:val="24"/>
+                <w:szCs w:val="24"/>
+              </w:rPr>
+              <w:t>Pemilik SOP. Meninjau jurnal dan rekonsiliasi bank, mencatat jurnal penyesuaian dan jurnal reklasifikasi (USULAN), melakukan tutup buku bulanan, dan menyusun Laporan Keuangan (butir 6.4 dan 6.5).</w:t>
             </w:r>
           </w:p>
         </w:tc>
@@ -4419,25 +4532,26 @@
           </w:tcPr>
           <w:p>
             <w:pPr>
-              <w:jc w:val="both"/>
-              <w:rPr>
-                <w:sz w:val="24"/>
-                <w:szCs w:val="24"/>
-              </w:rPr>
-            </w:pPr>
-            <w:r>
-              <w:rPr>
-                <w:b w:val="0"/>
-                <w:sz w:val="24"/>
-                <w:szCs w:val="24"/>
-              </w:rPr>
-              <w:t>Review atas pekerjaan Finance Staff (butir 4.4); batas wewenang keuangan lain mengikuti delegasi tertulis yang berlaku (SNX-HR-ORG-01).</w:t>
+              <w:jc w:val="left"/>
+              <w:rPr>
+                <w:sz w:val="24"/>
+                <w:szCs w:val="24"/>
+              </w:rPr>
+            </w:pPr>
+            <w:r>
+              <w:rPr>
+                <w:b w:val="0"/>
+                <w:sz w:val="24"/>
+                <w:szCs w:val="24"/>
+              </w:rPr>
+              <w:t>Meninjau pekerjaan Finance Staff (butir 4.4); batas wewenang keuangan lain mengikuti delegasi tertulis yang berlaku (SNX-HR-ORG-01).</w:t>
             </w:r>
           </w:p>
         </w:tc>
       </w:tr>
       <w:tr>
         <w:trPr>
+          <w:cantSplit/>
           <w:jc w:val="center"/>
         </w:trPr>
         <w:tc>
@@ -4483,7 +4597,7 @@
           </w:tcPr>
           <w:p>
             <w:pPr>
-              <w:jc w:val="both"/>
+              <w:jc w:val="left"/>
               <w:rPr>
                 <w:sz w:val="24"/>
                 <w:szCs w:val="24"/>
@@ -4513,19 +4627,19 @@
           </w:tcPr>
           <w:p>
             <w:pPr>
-              <w:jc w:val="both"/>
-              <w:rPr>
-                <w:sz w:val="24"/>
-                <w:szCs w:val="24"/>
-              </w:rPr>
-            </w:pPr>
-            <w:r>
-              <w:rPr>
-                <w:b w:val="0"/>
-                <w:sz w:val="24"/>
-                <w:szCs w:val="24"/>
-              </w:rPr>
-              <w:t>Mencatat jurnal dan rekonsiliasi bank; tutup buku bulanan dan penyusunan Laporan Keuangan ada pada Finance Lead (butir 6.5).</w:t>
+              <w:jc w:val="left"/>
+              <w:rPr>
+                <w:sz w:val="24"/>
+                <w:szCs w:val="24"/>
+              </w:rPr>
+            </w:pPr>
+            <w:r>
+              <w:rPr>
+                <w:b w:val="0"/>
+                <w:sz w:val="24"/>
+                <w:szCs w:val="24"/>
+              </w:rPr>
+              <w:t>Mencatat jurnal dan rekonsiliasi bank; tutup buku bulanan dan penyusunan Laporan Keuangan menjadi wewenang Finance Lead (butir 6.5).</w:t>
             </w:r>
           </w:p>
         </w:tc>
@@ -4565,6 +4679,7 @@
     <w:p>
       <w:pPr>
         <w:pStyle w:val="Heading2"/>
+        <w:keepNext/>
         <w:numPr>
           <w:ilvl w:val="1"/>
           <w:numId w:val="7"/>
@@ -4587,17 +4702,19 @@
         <w:tblLook w:val="0400" w:firstRow="0" w:lastRow="0" w:firstColumn="0" w:lastColumn="0" w:noHBand="0" w:noVBand="1"/>
       </w:tblPr>
       <w:tblGrid>
-        <w:gridCol w:w="3367"/>
-        <w:gridCol w:w="2248"/>
-        <w:gridCol w:w="3913"/>
+        <w:gridCol w:w="4309"/>
+        <w:gridCol w:w="1927"/>
+        <w:gridCol w:w="2835"/>
       </w:tblGrid>
       <w:tr>
         <w:trPr>
+          <w:cantSplit/>
+          <w:tblHeader/>
           <w:jc w:val="center"/>
         </w:trPr>
         <w:tc>
           <w:tcPr>
-            <w:tcW w:w="3367" w:type="dxa"/>
+            <w:tcW w:w="4309" w:type="dxa"/>
             <w:tcBorders>
               <w:top w:val="single" w:sz="8" w:space="0" w:color="000000"/>
               <w:left w:val="single" w:sz="8" w:space="0" w:color="000000"/>
@@ -4608,6 +4725,7 @@
           </w:tcPr>
           <w:p>
             <w:pPr>
+              <w:keepNext/>
               <w:jc w:val="center"/>
               <w:rPr>
                 <w:sz w:val="24"/>
@@ -4627,7 +4745,7 @@
         </w:tc>
         <w:tc>
           <w:tcPr>
-            <w:tcW w:w="2248" w:type="dxa"/>
+            <w:tcW w:w="1927" w:type="dxa"/>
             <w:tcBorders>
               <w:top w:val="single" w:sz="8" w:space="0" w:color="000000"/>
               <w:left w:val="single" w:sz="8" w:space="0" w:color="000000"/>
@@ -4638,6 +4756,7 @@
           </w:tcPr>
           <w:p>
             <w:pPr>
+              <w:keepNext/>
               <w:jc w:val="center"/>
               <w:rPr>
                 <w:sz w:val="24"/>
@@ -4657,7 +4776,7 @@
         </w:tc>
         <w:tc>
           <w:tcPr>
-            <w:tcW w:w="3913" w:type="dxa"/>
+            <w:tcW w:w="2835" w:type="dxa"/>
             <w:tcBorders>
               <w:top w:val="single" w:sz="8" w:space="0" w:color="000000"/>
               <w:left w:val="single" w:sz="8" w:space="0" w:color="000000"/>
@@ -4668,6 +4787,7 @@
           </w:tcPr>
           <w:p>
             <w:pPr>
+              <w:keepNext/>
               <w:jc w:val="center"/>
               <w:rPr>
                 <w:sz w:val="24"/>
@@ -4688,11 +4808,12 @@
       </w:tr>
       <w:tr>
         <w:trPr>
+          <w:cantSplit/>
           <w:jc w:val="center"/>
         </w:trPr>
         <w:tc>
           <w:tcPr>
-            <w:tcW w:w="3367" w:type="dxa"/>
+            <w:tcW w:w="4309" w:type="dxa"/>
             <w:tcBorders>
               <w:top w:val="single" w:sz="8" w:space="0" w:color="000000"/>
               <w:left w:val="single" w:sz="8" w:space="0" w:color="000000"/>
@@ -4714,13 +4835,13 @@
                 <w:sz w:val="24"/>
                 <w:szCs w:val="24"/>
               </w:rPr>
-              <w:t>1. Input jurnal atas transaksi kas dan bank, pendapatan dan piutang usaha, serta pembelian, biaya operasional, dan utang usaha.</w:t>
-            </w:r>
-          </w:p>
-        </w:tc>
-        <w:tc>
-          <w:tcPr>
-            <w:tcW w:w="2248" w:type="dxa"/>
+              <w:t>1. Catat jurnal atas transaksi kas dan bank, pendapatan dan piutang usaha, serta pembelian, biaya operasional, dan utang usaha.</w:t>
+            </w:r>
+          </w:p>
+        </w:tc>
+        <w:tc>
+          <w:tcPr>
+            <w:tcW w:w="1927" w:type="dxa"/>
             <w:tcBorders>
               <w:top w:val="single" w:sz="8" w:space="0" w:color="000000"/>
               <w:left w:val="single" w:sz="8" w:space="0" w:color="000000"/>
@@ -4748,7 +4869,7 @@
         </w:tc>
         <w:tc>
           <w:tcPr>
-            <w:tcW w:w="3913" w:type="dxa"/>
+            <w:tcW w:w="2835" w:type="dxa"/>
             <w:tcBorders>
               <w:top w:val="single" w:sz="8" w:space="0" w:color="000000"/>
               <w:left w:val="single" w:sz="8" w:space="0" w:color="000000"/>
@@ -4759,7 +4880,7 @@
           </w:tcPr>
           <w:p>
             <w:pPr>
-              <w:jc w:val="both"/>
+              <w:jc w:val="left"/>
               <w:rPr>
                 <w:sz w:val="24"/>
                 <w:szCs w:val="24"/>
@@ -4804,6 +4925,7 @@
     <w:p>
       <w:pPr>
         <w:pStyle w:val="Heading2"/>
+        <w:keepNext/>
         <w:numPr>
           <w:ilvl w:val="1"/>
           <w:numId w:val="7"/>
@@ -4824,17 +4946,19 @@
         <w:tblLook w:val="0400" w:firstRow="0" w:lastRow="0" w:firstColumn="0" w:lastColumn="0" w:noHBand="0" w:noVBand="1"/>
       </w:tblPr>
       <w:tblGrid>
-        <w:gridCol w:w="3367"/>
-        <w:gridCol w:w="2248"/>
-        <w:gridCol w:w="3913"/>
+        <w:gridCol w:w="4309"/>
+        <w:gridCol w:w="1927"/>
+        <w:gridCol w:w="2835"/>
       </w:tblGrid>
       <w:tr>
         <w:trPr>
+          <w:cantSplit/>
+          <w:tblHeader/>
           <w:jc w:val="center"/>
         </w:trPr>
         <w:tc>
           <w:tcPr>
-            <w:tcW w:w="3367" w:type="dxa"/>
+            <w:tcW w:w="4309" w:type="dxa"/>
             <w:tcBorders>
               <w:top w:val="single" w:sz="8" w:space="0" w:color="000000"/>
               <w:left w:val="single" w:sz="8" w:space="0" w:color="000000"/>
@@ -4845,6 +4969,7 @@
           </w:tcPr>
           <w:p>
             <w:pPr>
+              <w:keepNext/>
               <w:jc w:val="center"/>
               <w:rPr>
                 <w:sz w:val="24"/>
@@ -4864,7 +4989,7 @@
         </w:tc>
         <w:tc>
           <w:tcPr>
-            <w:tcW w:w="2248" w:type="dxa"/>
+            <w:tcW w:w="1927" w:type="dxa"/>
             <w:tcBorders>
               <w:top w:val="single" w:sz="8" w:space="0" w:color="000000"/>
               <w:left w:val="single" w:sz="8" w:space="0" w:color="000000"/>
@@ -4875,6 +5000,7 @@
           </w:tcPr>
           <w:p>
             <w:pPr>
+              <w:keepNext/>
               <w:jc w:val="center"/>
               <w:rPr>
                 <w:sz w:val="24"/>
@@ -4894,7 +5020,7 @@
         </w:tc>
         <w:tc>
           <w:tcPr>
-            <w:tcW w:w="3913" w:type="dxa"/>
+            <w:tcW w:w="2835" w:type="dxa"/>
             <w:tcBorders>
               <w:top w:val="single" w:sz="8" w:space="0" w:color="000000"/>
               <w:left w:val="single" w:sz="8" w:space="0" w:color="000000"/>
@@ -4905,6 +5031,7 @@
           </w:tcPr>
           <w:p>
             <w:pPr>
+              <w:keepNext/>
               <w:jc w:val="center"/>
               <w:rPr>
                 <w:sz w:val="24"/>
@@ -4925,11 +5052,12 @@
       </w:tr>
       <w:tr>
         <w:trPr>
+          <w:cantSplit/>
           <w:jc w:val="center"/>
         </w:trPr>
         <w:tc>
           <w:tcPr>
-            <w:tcW w:w="3367" w:type="dxa"/>
+            <w:tcW w:w="4309" w:type="dxa"/>
             <w:tcBorders>
               <w:top w:val="single" w:sz="8" w:space="0" w:color="000000"/>
               <w:left w:val="single" w:sz="8" w:space="0" w:color="000000"/>
@@ -4957,7 +5085,7 @@
         </w:tc>
         <w:tc>
           <w:tcPr>
-            <w:tcW w:w="2248" w:type="dxa"/>
+            <w:tcW w:w="1927" w:type="dxa"/>
             <w:tcBorders>
               <w:top w:val="single" w:sz="8" w:space="0" w:color="000000"/>
               <w:left w:val="single" w:sz="8" w:space="0" w:color="000000"/>
@@ -4985,7 +5113,7 @@
         </w:tc>
         <w:tc>
           <w:tcPr>
-            <w:tcW w:w="3913" w:type="dxa"/>
+            <w:tcW w:w="2835" w:type="dxa"/>
             <w:tcBorders>
               <w:top w:val="single" w:sz="8" w:space="0" w:color="000000"/>
               <w:left w:val="single" w:sz="8" w:space="0" w:color="000000"/>
@@ -4996,7 +5124,7 @@
           </w:tcPr>
           <w:p>
             <w:pPr>
-              <w:jc w:val="both"/>
+              <w:jc w:val="left"/>
               <w:rPr>
                 <w:sz w:val="24"/>
                 <w:szCs w:val="24"/>
@@ -5015,11 +5143,12 @@
       </w:tr>
       <w:tr>
         <w:trPr>
+          <w:cantSplit/>
           <w:jc w:val="center"/>
         </w:trPr>
         <w:tc>
           <w:tcPr>
-            <w:tcW w:w="3367" w:type="dxa"/>
+            <w:tcW w:w="4309" w:type="dxa"/>
             <w:tcBorders>
               <w:top w:val="single" w:sz="8" w:space="0" w:color="000000"/>
               <w:left w:val="single" w:sz="8" w:space="0" w:color="000000"/>
@@ -5047,7 +5176,7 @@
         </w:tc>
         <w:tc>
           <w:tcPr>
-            <w:tcW w:w="2248" w:type="dxa"/>
+            <w:tcW w:w="1927" w:type="dxa"/>
             <w:tcBorders>
               <w:top w:val="single" w:sz="8" w:space="0" w:color="000000"/>
               <w:left w:val="single" w:sz="8" w:space="0" w:color="000000"/>
@@ -5075,7 +5204,7 @@
         </w:tc>
         <w:tc>
           <w:tcPr>
-            <w:tcW w:w="3913" w:type="dxa"/>
+            <w:tcW w:w="2835" w:type="dxa"/>
             <w:tcBorders>
               <w:top w:val="single" w:sz="8" w:space="0" w:color="000000"/>
               <w:left w:val="single" w:sz="8" w:space="0" w:color="000000"/>
@@ -5086,7 +5215,7 @@
           </w:tcPr>
           <w:p>
             <w:pPr>
-              <w:jc w:val="both"/>
+              <w:jc w:val="left"/>
               <w:rPr>
                 <w:sz w:val="24"/>
                 <w:szCs w:val="24"/>
@@ -5131,6 +5260,7 @@
     <w:p>
       <w:pPr>
         <w:pStyle w:val="Heading2"/>
+        <w:keepNext/>
         <w:numPr>
           <w:ilvl w:val="1"/>
           <w:numId w:val="7"/>
@@ -5151,17 +5281,19 @@
         <w:tblLook w:val="0400" w:firstRow="0" w:lastRow="0" w:firstColumn="0" w:lastColumn="0" w:noHBand="0" w:noVBand="1"/>
       </w:tblPr>
       <w:tblGrid>
-        <w:gridCol w:w="3367"/>
-        <w:gridCol w:w="2248"/>
-        <w:gridCol w:w="3913"/>
+        <w:gridCol w:w="4309"/>
+        <w:gridCol w:w="1927"/>
+        <w:gridCol w:w="2835"/>
       </w:tblGrid>
       <w:tr>
         <w:trPr>
+          <w:cantSplit/>
+          <w:tblHeader/>
           <w:jc w:val="center"/>
         </w:trPr>
         <w:tc>
           <w:tcPr>
-            <w:tcW w:w="3367" w:type="dxa"/>
+            <w:tcW w:w="4309" w:type="dxa"/>
             <w:tcBorders>
               <w:top w:val="single" w:sz="8" w:space="0" w:color="000000"/>
               <w:left w:val="single" w:sz="8" w:space="0" w:color="000000"/>
@@ -5172,6 +5304,7 @@
           </w:tcPr>
           <w:p>
             <w:pPr>
+              <w:keepNext/>
               <w:jc w:val="center"/>
               <w:rPr>
                 <w:sz w:val="24"/>
@@ -5191,7 +5324,7 @@
         </w:tc>
         <w:tc>
           <w:tcPr>
-            <w:tcW w:w="2248" w:type="dxa"/>
+            <w:tcW w:w="1927" w:type="dxa"/>
             <w:tcBorders>
               <w:top w:val="single" w:sz="8" w:space="0" w:color="000000"/>
               <w:left w:val="single" w:sz="8" w:space="0" w:color="000000"/>
@@ -5202,6 +5335,7 @@
           </w:tcPr>
           <w:p>
             <w:pPr>
+              <w:keepNext/>
               <w:jc w:val="center"/>
               <w:rPr>
                 <w:sz w:val="24"/>
@@ -5221,7 +5355,7 @@
         </w:tc>
         <w:tc>
           <w:tcPr>
-            <w:tcW w:w="3913" w:type="dxa"/>
+            <w:tcW w:w="2835" w:type="dxa"/>
             <w:tcBorders>
               <w:top w:val="single" w:sz="8" w:space="0" w:color="000000"/>
               <w:left w:val="single" w:sz="8" w:space="0" w:color="000000"/>
@@ -5232,6 +5366,7 @@
           </w:tcPr>
           <w:p>
             <w:pPr>
+              <w:keepNext/>
               <w:jc w:val="center"/>
               <w:rPr>
                 <w:sz w:val="24"/>
@@ -5252,11 +5387,12 @@
       </w:tr>
       <w:tr>
         <w:trPr>
+          <w:cantSplit/>
           <w:jc w:val="center"/>
         </w:trPr>
         <w:tc>
           <w:tcPr>
-            <w:tcW w:w="3367" w:type="dxa"/>
+            <w:tcW w:w="4309" w:type="dxa"/>
             <w:tcBorders>
               <w:top w:val="single" w:sz="8" w:space="0" w:color="000000"/>
               <w:left w:val="single" w:sz="8" w:space="0" w:color="000000"/>
@@ -5278,13 +5414,13 @@
                 <w:sz w:val="24"/>
                 <w:szCs w:val="24"/>
               </w:rPr>
-              <w:t>1. Rekonsiliasi jurnal kas dan bank dengan bank statement.</w:t>
-            </w:r>
-          </w:p>
-        </w:tc>
-        <w:tc>
-          <w:tcPr>
-            <w:tcW w:w="2248" w:type="dxa"/>
+              <w:t>1. Rekonsiliasikan jurnal kas dan bank dengan bank statement.</w:t>
+            </w:r>
+          </w:p>
+        </w:tc>
+        <w:tc>
+          <w:tcPr>
+            <w:tcW w:w="1927" w:type="dxa"/>
             <w:tcBorders>
               <w:top w:val="single" w:sz="8" w:space="0" w:color="000000"/>
               <w:left w:val="single" w:sz="8" w:space="0" w:color="000000"/>
@@ -5312,7 +5448,7 @@
         </w:tc>
         <w:tc>
           <w:tcPr>
-            <w:tcW w:w="3913" w:type="dxa"/>
+            <w:tcW w:w="2835" w:type="dxa"/>
             <w:tcBorders>
               <w:top w:val="single" w:sz="8" w:space="0" w:color="000000"/>
               <w:left w:val="single" w:sz="8" w:space="0" w:color="000000"/>
@@ -5323,7 +5459,7 @@
           </w:tcPr>
           <w:p>
             <w:pPr>
-              <w:jc w:val="both"/>
+              <w:jc w:val="left"/>
               <w:rPr>
                 <w:sz w:val="24"/>
                 <w:szCs w:val="24"/>
@@ -5368,6 +5504,7 @@
     <w:p>
       <w:pPr>
         <w:pStyle w:val="Heading2"/>
+        <w:keepNext/>
         <w:numPr>
           <w:ilvl w:val="1"/>
           <w:numId w:val="7"/>
@@ -5388,17 +5525,19 @@
         <w:tblLook w:val="0400" w:firstRow="0" w:lastRow="0" w:firstColumn="0" w:lastColumn="0" w:noHBand="0" w:noVBand="1"/>
       </w:tblPr>
       <w:tblGrid>
-        <w:gridCol w:w="3367"/>
-        <w:gridCol w:w="2248"/>
-        <w:gridCol w:w="3913"/>
+        <w:gridCol w:w="4309"/>
+        <w:gridCol w:w="1927"/>
+        <w:gridCol w:w="2835"/>
       </w:tblGrid>
       <w:tr>
         <w:trPr>
+          <w:cantSplit/>
+          <w:tblHeader/>
           <w:jc w:val="center"/>
         </w:trPr>
         <w:tc>
           <w:tcPr>
-            <w:tcW w:w="3367" w:type="dxa"/>
+            <w:tcW w:w="4309" w:type="dxa"/>
             <w:tcBorders>
               <w:top w:val="single" w:sz="8" w:space="0" w:color="000000"/>
               <w:left w:val="single" w:sz="8" w:space="0" w:color="000000"/>
@@ -5409,6 +5548,7 @@
           </w:tcPr>
           <w:p>
             <w:pPr>
+              <w:keepNext/>
               <w:jc w:val="center"/>
               <w:rPr>
                 <w:sz w:val="24"/>
@@ -5428,7 +5568,7 @@
         </w:tc>
         <w:tc>
           <w:tcPr>
-            <w:tcW w:w="2248" w:type="dxa"/>
+            <w:tcW w:w="1927" w:type="dxa"/>
             <w:tcBorders>
               <w:top w:val="single" w:sz="8" w:space="0" w:color="000000"/>
               <w:left w:val="single" w:sz="8" w:space="0" w:color="000000"/>
@@ -5439,6 +5579,7 @@
           </w:tcPr>
           <w:p>
             <w:pPr>
+              <w:keepNext/>
               <w:jc w:val="center"/>
               <w:rPr>
                 <w:sz w:val="24"/>
@@ -5458,7 +5599,7 @@
         </w:tc>
         <w:tc>
           <w:tcPr>
-            <w:tcW w:w="3913" w:type="dxa"/>
+            <w:tcW w:w="2835" w:type="dxa"/>
             <w:tcBorders>
               <w:top w:val="single" w:sz="8" w:space="0" w:color="000000"/>
               <w:left w:val="single" w:sz="8" w:space="0" w:color="000000"/>
@@ -5469,6 +5610,7 @@
           </w:tcPr>
           <w:p>
             <w:pPr>
+              <w:keepNext/>
               <w:jc w:val="center"/>
               <w:rPr>
                 <w:sz w:val="24"/>
@@ -5489,11 +5631,12 @@
       </w:tr>
       <w:tr>
         <w:trPr>
+          <w:cantSplit/>
           <w:jc w:val="center"/>
         </w:trPr>
         <w:tc>
           <w:tcPr>
-            <w:tcW w:w="3367" w:type="dxa"/>
+            <w:tcW w:w="4309" w:type="dxa"/>
             <w:tcBorders>
               <w:top w:val="single" w:sz="8" w:space="0" w:color="000000"/>
               <w:left w:val="single" w:sz="8" w:space="0" w:color="000000"/>
@@ -5515,13 +5658,13 @@
                 <w:sz w:val="24"/>
                 <w:szCs w:val="24"/>
               </w:rPr>
-              <w:t>1. Review jurnal yang diinput Finance Staff.</w:t>
-            </w:r>
-          </w:p>
-        </w:tc>
-        <w:tc>
-          <w:tcPr>
-            <w:tcW w:w="2248" w:type="dxa"/>
+              <w:t>1. Tinjau jurnal yang diinput Finance Staff.</w:t>
+            </w:r>
+          </w:p>
+        </w:tc>
+        <w:tc>
+          <w:tcPr>
+            <w:tcW w:w="1927" w:type="dxa"/>
             <w:tcBorders>
               <w:top w:val="single" w:sz="8" w:space="0" w:color="000000"/>
               <w:left w:val="single" w:sz="8" w:space="0" w:color="000000"/>
@@ -5549,7 +5692,7 @@
         </w:tc>
         <w:tc>
           <w:tcPr>
-            <w:tcW w:w="3913" w:type="dxa"/>
+            <w:tcW w:w="2835" w:type="dxa"/>
             <w:tcBorders>
               <w:top w:val="single" w:sz="8" w:space="0" w:color="000000"/>
               <w:left w:val="single" w:sz="8" w:space="0" w:color="000000"/>
@@ -5560,7 +5703,7 @@
           </w:tcPr>
           <w:p>
             <w:pPr>
-              <w:jc w:val="both"/>
+              <w:jc w:val="left"/>
               <w:rPr>
                 <w:sz w:val="24"/>
                 <w:szCs w:val="24"/>
@@ -5579,11 +5722,12 @@
       </w:tr>
       <w:tr>
         <w:trPr>
+          <w:cantSplit/>
           <w:jc w:val="center"/>
         </w:trPr>
         <w:tc>
           <w:tcPr>
-            <w:tcW w:w="3367" w:type="dxa"/>
+            <w:tcW w:w="4309" w:type="dxa"/>
             <w:tcBorders>
               <w:top w:val="single" w:sz="8" w:space="0" w:color="000000"/>
               <w:left w:val="single" w:sz="8" w:space="0" w:color="000000"/>
@@ -5605,13 +5749,13 @@
                 <w:sz w:val="24"/>
                 <w:szCs w:val="24"/>
               </w:rPr>
-              <w:t>2. Review rekonsiliasi bank terhadap bank statement.</w:t>
-            </w:r>
-          </w:p>
-        </w:tc>
-        <w:tc>
-          <w:tcPr>
-            <w:tcW w:w="2248" w:type="dxa"/>
+              <w:t>2. Tinjau rekonsiliasi bank terhadap bank statement.</w:t>
+            </w:r>
+          </w:p>
+        </w:tc>
+        <w:tc>
+          <w:tcPr>
+            <w:tcW w:w="1927" w:type="dxa"/>
             <w:tcBorders>
               <w:top w:val="single" w:sz="8" w:space="0" w:color="000000"/>
               <w:left w:val="single" w:sz="8" w:space="0" w:color="000000"/>
@@ -5639,7 +5783,7 @@
         </w:tc>
         <w:tc>
           <w:tcPr>
-            <w:tcW w:w="3913" w:type="dxa"/>
+            <w:tcW w:w="2835" w:type="dxa"/>
             <w:tcBorders>
               <w:top w:val="single" w:sz="8" w:space="0" w:color="000000"/>
               <w:left w:val="single" w:sz="8" w:space="0" w:color="000000"/>
@@ -5650,7 +5794,7 @@
           </w:tcPr>
           <w:p>
             <w:pPr>
-              <w:jc w:val="both"/>
+              <w:jc w:val="left"/>
               <w:rPr>
                 <w:sz w:val="24"/>
                 <w:szCs w:val="24"/>
@@ -5669,11 +5813,12 @@
       </w:tr>
       <w:tr>
         <w:trPr>
+          <w:cantSplit/>
           <w:jc w:val="center"/>
         </w:trPr>
         <w:tc>
           <w:tcPr>
-            <w:tcW w:w="3367" w:type="dxa"/>
+            <w:tcW w:w="4309" w:type="dxa"/>
             <w:tcBorders>
               <w:top w:val="single" w:sz="8" w:space="0" w:color="000000"/>
               <w:left w:val="single" w:sz="8" w:space="0" w:color="000000"/>
@@ -5701,7 +5846,7 @@
         </w:tc>
         <w:tc>
           <w:tcPr>
-            <w:tcW w:w="2248" w:type="dxa"/>
+            <w:tcW w:w="1927" w:type="dxa"/>
             <w:tcBorders>
               <w:top w:val="single" w:sz="8" w:space="0" w:color="000000"/>
               <w:left w:val="single" w:sz="8" w:space="0" w:color="000000"/>
@@ -5729,7 +5874,7 @@
         </w:tc>
         <w:tc>
           <w:tcPr>
-            <w:tcW w:w="3913" w:type="dxa"/>
+            <w:tcW w:w="2835" w:type="dxa"/>
             <w:tcBorders>
               <w:top w:val="single" w:sz="8" w:space="0" w:color="000000"/>
               <w:left w:val="single" w:sz="8" w:space="0" w:color="000000"/>
@@ -5740,7 +5885,7 @@
           </w:tcPr>
           <w:p>
             <w:pPr>
-              <w:jc w:val="both"/>
+              <w:jc w:val="left"/>
               <w:rPr>
                 <w:sz w:val="24"/>
                 <w:szCs w:val="24"/>
@@ -5785,6 +5930,7 @@
     <w:p>
       <w:pPr>
         <w:pStyle w:val="Heading2"/>
+        <w:keepNext/>
         <w:numPr>
           <w:ilvl w:val="1"/>
           <w:numId w:val="7"/>
@@ -5805,17 +5951,19 @@
         <w:tblLook w:val="0400" w:firstRow="0" w:lastRow="0" w:firstColumn="0" w:lastColumn="0" w:noHBand="0" w:noVBand="1"/>
       </w:tblPr>
       <w:tblGrid>
-        <w:gridCol w:w="3367"/>
-        <w:gridCol w:w="2248"/>
-        <w:gridCol w:w="3913"/>
+        <w:gridCol w:w="4309"/>
+        <w:gridCol w:w="1927"/>
+        <w:gridCol w:w="2835"/>
       </w:tblGrid>
       <w:tr>
         <w:trPr>
+          <w:cantSplit/>
+          <w:tblHeader/>
           <w:jc w:val="center"/>
         </w:trPr>
         <w:tc>
           <w:tcPr>
-            <w:tcW w:w="3367" w:type="dxa"/>
+            <w:tcW w:w="4309" w:type="dxa"/>
             <w:tcBorders>
               <w:top w:val="single" w:sz="8" w:space="0" w:color="000000"/>
               <w:left w:val="single" w:sz="8" w:space="0" w:color="000000"/>
@@ -5826,6 +5974,7 @@
           </w:tcPr>
           <w:p>
             <w:pPr>
+              <w:keepNext/>
               <w:jc w:val="center"/>
               <w:rPr>
                 <w:sz w:val="24"/>
@@ -5845,7 +5994,7 @@
         </w:tc>
         <w:tc>
           <w:tcPr>
-            <w:tcW w:w="2248" w:type="dxa"/>
+            <w:tcW w:w="1927" w:type="dxa"/>
             <w:tcBorders>
               <w:top w:val="single" w:sz="8" w:space="0" w:color="000000"/>
               <w:left w:val="single" w:sz="8" w:space="0" w:color="000000"/>
@@ -5856,6 +6005,7 @@
           </w:tcPr>
           <w:p>
             <w:pPr>
+              <w:keepNext/>
               <w:jc w:val="center"/>
               <w:rPr>
                 <w:sz w:val="24"/>
@@ -5875,7 +6025,7 @@
         </w:tc>
         <w:tc>
           <w:tcPr>
-            <w:tcW w:w="3913" w:type="dxa"/>
+            <w:tcW w:w="2835" w:type="dxa"/>
             <w:tcBorders>
               <w:top w:val="single" w:sz="8" w:space="0" w:color="000000"/>
               <w:left w:val="single" w:sz="8" w:space="0" w:color="000000"/>
@@ -5886,6 +6036,7 @@
           </w:tcPr>
           <w:p>
             <w:pPr>
+              <w:keepNext/>
               <w:jc w:val="center"/>
               <w:rPr>
                 <w:sz w:val="24"/>
@@ -5906,11 +6057,12 @@
       </w:tr>
       <w:tr>
         <w:trPr>
+          <w:cantSplit/>
           <w:jc w:val="center"/>
         </w:trPr>
         <w:tc>
           <w:tcPr>
-            <w:tcW w:w="3367" w:type="dxa"/>
+            <w:tcW w:w="4309" w:type="dxa"/>
             <w:tcBorders>
               <w:top w:val="single" w:sz="8" w:space="0" w:color="000000"/>
               <w:left w:val="single" w:sz="8" w:space="0" w:color="000000"/>
@@ -5938,7 +6090,7 @@
         </w:tc>
         <w:tc>
           <w:tcPr>
-            <w:tcW w:w="2248" w:type="dxa"/>
+            <w:tcW w:w="1927" w:type="dxa"/>
             <w:tcBorders>
               <w:top w:val="single" w:sz="8" w:space="0" w:color="000000"/>
               <w:left w:val="single" w:sz="8" w:space="0" w:color="000000"/>
@@ -5966,7 +6118,7 @@
         </w:tc>
         <w:tc>
           <w:tcPr>
-            <w:tcW w:w="3913" w:type="dxa"/>
+            <w:tcW w:w="2835" w:type="dxa"/>
             <w:tcBorders>
               <w:top w:val="single" w:sz="8" w:space="0" w:color="000000"/>
               <w:left w:val="single" w:sz="8" w:space="0" w:color="000000"/>
@@ -5977,7 +6129,7 @@
           </w:tcPr>
           <w:p>
             <w:pPr>
-              <w:jc w:val="both"/>
+              <w:jc w:val="left"/>
               <w:rPr>
                 <w:sz w:val="24"/>
                 <w:szCs w:val="24"/>
@@ -5996,11 +6148,12 @@
       </w:tr>
       <w:tr>
         <w:trPr>
+          <w:cantSplit/>
           <w:jc w:val="center"/>
         </w:trPr>
         <w:tc>
           <w:tcPr>
-            <w:tcW w:w="3367" w:type="dxa"/>
+            <w:tcW w:w="4309" w:type="dxa"/>
             <w:tcBorders>
               <w:top w:val="single" w:sz="8" w:space="0" w:color="000000"/>
               <w:left w:val="single" w:sz="8" w:space="0" w:color="000000"/>
@@ -6028,7 +6181,7 @@
         </w:tc>
         <w:tc>
           <w:tcPr>
-            <w:tcW w:w="2248" w:type="dxa"/>
+            <w:tcW w:w="1927" w:type="dxa"/>
             <w:tcBorders>
               <w:top w:val="single" w:sz="8" w:space="0" w:color="000000"/>
               <w:left w:val="single" w:sz="8" w:space="0" w:color="000000"/>
@@ -6056,7 +6209,7 @@
         </w:tc>
         <w:tc>
           <w:tcPr>
-            <w:tcW w:w="3913" w:type="dxa"/>
+            <w:tcW w:w="2835" w:type="dxa"/>
             <w:tcBorders>
               <w:top w:val="single" w:sz="8" w:space="0" w:color="000000"/>
               <w:left w:val="single" w:sz="8" w:space="0" w:color="000000"/>
@@ -6067,7 +6220,7 @@
           </w:tcPr>
           <w:p>
             <w:pPr>
-              <w:jc w:val="both"/>
+              <w:jc w:val="left"/>
               <w:rPr>
                 <w:sz w:val="24"/>
                 <w:szCs w:val="24"/>
@@ -6240,6 +6393,7 @@
     <w:p>
       <w:pPr>
         <w:pStyle w:val="Heading1"/>
+        <w:keepNext/>
         <w:numPr>
           <w:ilvl w:val="0"/>
           <w:numId w:val="7"/>
@@ -6268,6 +6422,8 @@
       </w:tblGrid>
       <w:tr>
         <w:trPr>
+          <w:cantSplit/>
+          <w:tblHeader/>
           <w:jc w:val="center"/>
         </w:trPr>
         <w:tc>
@@ -6283,6 +6439,7 @@
           </w:tcPr>
           <w:p>
             <w:pPr>
+              <w:keepNext/>
               <w:jc w:val="center"/>
               <w:rPr>
                 <w:sz w:val="24"/>
@@ -6313,6 +6470,7 @@
           </w:tcPr>
           <w:p>
             <w:pPr>
+              <w:keepNext/>
               <w:jc w:val="center"/>
               <w:rPr>
                 <w:sz w:val="24"/>
@@ -6343,6 +6501,7 @@
           </w:tcPr>
           <w:p>
             <w:pPr>
+              <w:keepNext/>
               <w:jc w:val="center"/>
               <w:rPr>
                 <w:sz w:val="24"/>
@@ -6363,6 +6522,7 @@
       </w:tr>
       <w:tr>
         <w:trPr>
+          <w:cantSplit/>
           <w:jc w:val="center"/>
         </w:trPr>
         <w:tc>
@@ -6434,7 +6594,7 @@
           </w:tcPr>
           <w:p>
             <w:pPr>
-              <w:jc w:val="both"/>
+              <w:jc w:val="left"/>
               <w:rPr>
                 <w:sz w:val="24"/>
                 <w:szCs w:val="24"/>
@@ -6453,6 +6613,7 @@
       </w:tr>
       <w:tr>
         <w:trPr>
+          <w:cantSplit/>
           <w:jc w:val="center"/>
         </w:trPr>
         <w:tc>
@@ -6524,7 +6685,7 @@
           </w:tcPr>
           <w:p>
             <w:pPr>
-              <w:jc w:val="both"/>
+              <w:jc w:val="left"/>
               <w:rPr>
                 <w:sz w:val="24"/>
                 <w:szCs w:val="24"/>
@@ -6543,6 +6704,7 @@
       </w:tr>
       <w:tr>
         <w:trPr>
+          <w:cantSplit/>
           <w:jc w:val="center"/>
         </w:trPr>
         <w:tc>
@@ -6614,7 +6776,7 @@
           </w:tcPr>
           <w:p>
             <w:pPr>
-              <w:jc w:val="both"/>
+              <w:jc w:val="left"/>
               <w:rPr>
                 <w:sz w:val="24"/>
                 <w:szCs w:val="24"/>
@@ -6633,6 +6795,7 @@
       </w:tr>
       <w:tr>
         <w:trPr>
+          <w:cantSplit/>
           <w:jc w:val="center"/>
         </w:trPr>
         <w:tc>
@@ -6704,7 +6867,7 @@
           </w:tcPr>
           <w:p>
             <w:pPr>
-              <w:jc w:val="both"/>
+              <w:jc w:val="left"/>
               <w:rPr>
                 <w:sz w:val="24"/>
                 <w:szCs w:val="24"/>
@@ -6723,6 +6886,7 @@
       </w:tr>
       <w:tr>
         <w:trPr>
+          <w:cantSplit/>
           <w:jc w:val="center"/>
         </w:trPr>
         <w:tc>
@@ -6794,7 +6958,7 @@
           </w:tcPr>
           <w:p>
             <w:pPr>
-              <w:jc w:val="both"/>
+              <w:jc w:val="left"/>
               <w:rPr>
                 <w:sz w:val="24"/>
                 <w:szCs w:val="24"/>
@@ -6823,6 +6987,7 @@
     <w:p>
       <w:pPr>
         <w:pStyle w:val="Heading1"/>
+        <w:keepNext/>
         <w:numPr>
           <w:ilvl w:val="0"/>
           <w:numId w:val="7"/>
@@ -6855,6 +7020,10 @@
         <w:gridCol w:w="6765"/>
       </w:tblGrid>
       <w:tr>
+        <w:trPr>
+          <w:cantSplit/>
+          <w:tblHeader/>
+        </w:trPr>
         <w:tc>
           <w:tcPr>
             <w:tcW w:w="2745" w:type="dxa"/>
@@ -6867,6 +7036,7 @@
           </w:tcPr>
           <w:p>
             <w:pPr>
+              <w:keepNext/>
               <w:spacing w:after="120" w:line="252" w:lineRule="auto"/>
               <w:rPr>
                 <w:sz w:val="24"/>
@@ -6895,8 +7065,9 @@
           </w:tcPr>
           <w:p>
             <w:pPr>
+              <w:keepNext/>
               <w:spacing w:after="120" w:line="252" w:lineRule="auto"/>
-              <w:jc w:val="both"/>
+              <w:jc w:val="left"/>
               <w:rPr>
                 <w:sz w:val="24"/>
                 <w:szCs w:val="24"/>
@@ -6914,6 +7085,9 @@
         </w:tc>
       </w:tr>
       <w:tr>
+        <w:trPr>
+          <w:cantSplit/>
+        </w:trPr>
         <w:tc>
           <w:tcPr>
             <w:tcW w:w="2745" w:type="dxa"/>
@@ -6955,7 +7129,7 @@
           <w:p>
             <w:pPr>
               <w:spacing w:after="120" w:line="252" w:lineRule="auto"/>
-              <w:jc w:val="both"/>
+              <w:jc w:val="left"/>
               <w:rPr>
                 <w:sz w:val="24"/>
                 <w:szCs w:val="24"/>
@@ -6973,6 +7147,9 @@
         </w:tc>
       </w:tr>
       <w:tr>
+        <w:trPr>
+          <w:cantSplit/>
+        </w:trPr>
         <w:tc>
           <w:tcPr>
             <w:tcW w:w="2745" w:type="dxa"/>
@@ -7014,7 +7191,7 @@
           <w:p>
             <w:pPr>
               <w:spacing w:after="120" w:line="252" w:lineRule="auto"/>
-              <w:jc w:val="both"/>
+              <w:jc w:val="left"/>
               <w:rPr>
                 <w:sz w:val="24"/>
                 <w:szCs w:val="24"/>
@@ -7085,7 +7262,7 @@
           <w:sz w:val="24"/>
           <w:szCs w:val="24"/>
         </w:rPr>
-        <w:t xml:space="preserve">Finance Lead selaku pemilik SOP memeriksa kepatuhan terhadap SOP ini dengan membandingkan rekaman di bagian 11 dengan batas waktu di bagian 8 (USULAN).</w:t>
+        <w:t xml:space="preserve">Finance Lead sebagai pemilik SOP memeriksa kepatuhan dengan membandingkan record di bagian 11 terhadap batas waktu di bagian 8 (USULAN).</w:t>
       </w:r>
     </w:p>
     <w:p>
@@ -7161,6 +7338,7 @@
     </w:p>
     <w:p>
       <w:pPr>
+        <w:keepNext/>
         <w:pBdr>
           <w:top w:val="nil"/>
           <w:left w:val="nil"/>
@@ -7207,6 +7385,8 @@
       </w:tblGrid>
       <w:tr>
         <w:trPr>
+          <w:cantSplit/>
+          <w:tblHeader/>
           <w:jc w:val="center"/>
         </w:trPr>
         <w:tc>
@@ -7216,6 +7396,7 @@
           </w:tcPr>
           <w:p>
             <w:pPr>
+              <w:keepNext/>
               <w:jc w:val="center"/>
               <w:rPr>
                 <w:sz w:val="24"/>
@@ -7240,6 +7421,7 @@
           </w:tcPr>
           <w:p>
             <w:pPr>
+              <w:keepNext/>
               <w:jc w:val="center"/>
               <w:rPr>
                 <w:sz w:val="24"/>
@@ -7260,6 +7442,7 @@
       </w:tr>
       <w:tr>
         <w:trPr>
+          <w:cantSplit/>
           <w:jc w:val="center"/>
         </w:trPr>
         <w:tc>
@@ -7309,6 +7492,7 @@
       </w:tr>
       <w:tr>
         <w:trPr>
+          <w:cantSplit/>
           <w:jc w:val="center"/>
         </w:trPr>
         <w:tc>
@@ -7358,6 +7542,7 @@
       </w:tr>
       <w:tr>
         <w:trPr>
+          <w:cantSplit/>
           <w:jc w:val="center"/>
         </w:trPr>
         <w:tc>
@@ -7407,6 +7592,7 @@
       </w:tr>
       <w:tr>
         <w:trPr>
+          <w:cantSplit/>
           <w:jc w:val="center"/>
         </w:trPr>
         <w:tc>
@@ -7456,6 +7642,7 @@
       </w:tr>
       <w:tr>
         <w:trPr>
+          <w:cantSplit/>
           <w:jc w:val="center"/>
         </w:trPr>
         <w:tc>
@@ -7498,13 +7685,14 @@
                 <w:sz w:val="24"/>
                 <w:szCs w:val="24"/>
               </w:rPr>
-              <w:t>Billing &amp; Collection Monitoring Register; tracker semua piutang dari customer, rekaman pelacak piutang di luar scope SOP ini (bagian 2, USULAN).</w:t>
+              <w:t>Billing &amp; Collection Monitoring Register; tracker semua piutang dari customer, record pelacak piutang di luar scope SOP ini (bagian 2, USULAN).</w:t>
             </w:r>
           </w:p>
         </w:tc>
       </w:tr>
       <w:tr>
         <w:trPr>
+          <w:cantSplit/>
           <w:jc w:val="center"/>
         </w:trPr>
         <w:tc>
@@ -7547,13 +7735,14 @@
                 <w:sz w:val="24"/>
                 <w:szCs w:val="24"/>
               </w:rPr>
-              <w:t>Information Classification &amp; Handling Procedure; tingkat klasifikasi untuk dokumen ini dan rekaman di bagian 11.</w:t>
+              <w:t>Information Classification &amp; Handling Procedure; tingkat klasifikasi untuk dokumen ini dan record di bagian 11.</w:t>
             </w:r>
           </w:p>
         </w:tc>
       </w:tr>
       <w:tr>
         <w:trPr>
+          <w:cantSplit/>
           <w:jc w:val="center"/>
         </w:trPr>
         <w:tc>
@@ -7603,6 +7792,7 @@
       </w:tr>
       <w:tr>
         <w:trPr>
+          <w:cantSplit/>
           <w:jc w:val="center"/>
         </w:trPr>
         <w:tc>
@@ -7645,13 +7835,14 @@
                 <w:sz w:val="24"/>
                 <w:szCs w:val="24"/>
               </w:rPr>
-              <w:t>SOP Account Receivable &amp; Collection; dalam peninjauan; penagihan invoice kepada customer dan pendataan piutang, dikecualikan dari SOP ini (bagian 2, USULAN).</w:t>
+              <w:t>SOP Account Receivable &amp; Collection; dalam review; penagihan invoice kepada customer dan pendataan piutang, dikecualikan dari SOP ini (bagian 2, USULAN).</w:t>
             </w:r>
           </w:p>
         </w:tc>
       </w:tr>
       <w:tr>
         <w:trPr>
+          <w:cantSplit/>
           <w:jc w:val="center"/>
         </w:trPr>
         <w:tc>
@@ -7694,7 +7885,7 @@
                 <w:sz w:val="24"/>
                 <w:szCs w:val="24"/>
               </w:rPr>
-              <w:t>SOP Payment and Disbursement Approval; dalam peninjauan; pengajuan pembayaran invoice, reimbursement, dan cash advance, dikecualikan dari SOP ini (bagian 2, USULAN).</w:t>
+              <w:t>SOP Payment and Disbursement Approval; dalam review; pengajuan pembayaran invoice, reimbursement, dan cash advance, dikecualikan dari SOP ini (bagian 2, USULAN).</w:t>
             </w:r>
           </w:p>
         </w:tc>
@@ -7702,6 +7893,7 @@
     </w:tbl>
     <w:p>
       <w:pPr>
+        <w:keepNext/>
         <w:pBdr>
           <w:top w:val="nil"/>
           <w:left w:val="nil"/>
@@ -7741,6 +7933,8 @@
       </w:tblGrid>
       <w:tr>
         <w:trPr>
+          <w:cantSplit/>
+          <w:tblHeader/>
           <w:jc w:val="center"/>
         </w:trPr>
         <w:tc>
@@ -7756,6 +7950,7 @@
           </w:tcPr>
           <w:p>
             <w:pPr>
+              <w:keepNext/>
               <w:jc w:val="center"/>
               <w:rPr>
                 <w:sz w:val="24"/>
@@ -7786,6 +7981,7 @@
           </w:tcPr>
           <w:p>
             <w:pPr>
+              <w:keepNext/>
               <w:jc w:val="center"/>
               <w:rPr>
                 <w:sz w:val="24"/>
@@ -7816,6 +8012,7 @@
           </w:tcPr>
           <w:p>
             <w:pPr>
+              <w:keepNext/>
               <w:jc w:val="center"/>
               <w:rPr>
                 <w:sz w:val="24"/>
@@ -7836,6 +8033,7 @@
       </w:tr>
       <w:tr>
         <w:trPr>
+          <w:cantSplit/>
           <w:jc w:val="center"/>
         </w:trPr>
         <w:tc>
@@ -7907,7 +8105,7 @@
           </w:tcPr>
           <w:p>
             <w:pPr>
-              <w:jc w:val="both"/>
+              <w:jc w:val="left"/>
               <w:rPr>
                 <w:sz w:val="24"/>
                 <w:szCs w:val="24"/>
@@ -7926,6 +8124,7 @@
       </w:tr>
       <w:tr>
         <w:trPr>
+          <w:cantSplit/>
           <w:jc w:val="center"/>
         </w:trPr>
         <w:tc>
@@ -7997,7 +8196,7 @@
           </w:tcPr>
           <w:p>
             <w:pPr>
-              <w:jc w:val="both"/>
+              <w:jc w:val="left"/>
               <w:rPr>
                 <w:sz w:val="24"/>
                 <w:szCs w:val="24"/>
@@ -8016,6 +8215,7 @@
       </w:tr>
       <w:tr>
         <w:trPr>
+          <w:cantSplit/>
           <w:jc w:val="center"/>
         </w:trPr>
         <w:tc>
@@ -8087,7 +8287,7 @@
           </w:tcPr>
           <w:p>
             <w:pPr>
-              <w:jc w:val="both"/>
+              <w:jc w:val="left"/>
               <w:rPr>
                 <w:sz w:val="24"/>
                 <w:szCs w:val="24"/>
@@ -8106,6 +8306,7 @@
       </w:tr>
       <w:tr>
         <w:trPr>
+          <w:cantSplit/>
           <w:jc w:val="center"/>
         </w:trPr>
         <w:tc>
@@ -8160,7 +8361,7 @@
                 <w:sz w:val="24"/>
                 <w:szCs w:val="24"/>
               </w:rPr>
-              <w:t>Folder arsip FAT menurut SNX-FAT-SOP-04 (USULAN). Pemilik: Finance Lead.</w:t>
+              <w:t>Folder arsip FAT sesuai SNX-FAT-SOP-04 (USULAN). Pemilik: Finance Lead.</w:t>
             </w:r>
           </w:p>
         </w:tc>
@@ -8177,7 +8378,7 @@
           </w:tcPr>
           <w:p>
             <w:pPr>
-              <w:jc w:val="both"/>
+              <w:jc w:val="left"/>
               <w:rPr>
                 <w:sz w:val="24"/>
                 <w:szCs w:val="24"/>
@@ -8196,6 +8397,7 @@
       </w:tr>
       <w:tr>
         <w:trPr>
+          <w:cantSplit/>
           <w:jc w:val="center"/>
         </w:trPr>
         <w:tc>
@@ -8267,7 +8469,7 @@
           </w:tcPr>
           <w:p>
             <w:pPr>
-              <w:jc w:val="both"/>
+              <w:jc w:val="left"/>
               <w:rPr>
                 <w:sz w:val="24"/>
                 <w:szCs w:val="24"/>
